--- a/manuscript/revision/Blattabacterium HGT manuscript_PNAS_revised_final_tracked-changes.docx
+++ b/manuscript/revision/Blattabacterium HGT manuscript_PNAS_revised_final_tracked-changes.docx
@@ -8125,7 +8125,6 @@
         </w:pBdr>
         <w:spacing w:before="240" w:after="60"/>
         <w:contextualSpacing/>
-        <w:jc w:val="center"/>
         <w:rPr>
           <w:rFonts w:ascii="Arial" w:hAnsi="Arial" w:cs="Arial"/>
           <w:b/>
@@ -8133,20 +8132,6 @@
           <w:sz w:val="20"/>
           <w:szCs w:val="20"/>
         </w:rPr>
-        <w:pPrChange w:id="136" w:author="Kyle Ewart" w:date="2026-04-16T11:53:00Z" w16du:dateUtc="2026-04-16T10:53:00Z">
-          <w:pPr>
-            <w:keepNext/>
-            <w:pBdr>
-              <w:top w:val="nil"/>
-              <w:left w:val="nil"/>
-              <w:bottom w:val="nil"/>
-              <w:right w:val="nil"/>
-              <w:between w:val="nil"/>
-            </w:pBdr>
-            <w:spacing w:before="240" w:after="60"/>
-            <w:contextualSpacing/>
-          </w:pPr>
-        </w:pPrChange>
       </w:pPr>
       <w:r>
         <w:rPr>
@@ -8157,9 +8142,19 @@
           <w:szCs w:val="20"/>
         </w:rPr>
         <w:lastRenderedPageBreak/>
-        <w:t xml:space="preserve">Figures </w:t>
-      </w:r>
-      <w:ins w:id="137" w:author="Kyle Ewart" w:date="2026-04-16T11:53:00Z" w16du:dateUtc="2026-04-16T10:53:00Z">
+        <w:t>Figure</w:t>
+      </w:r>
+      <w:r>
+        <w:rPr>
+          <w:rFonts w:ascii="Arial" w:hAnsi="Arial" w:cs="Arial"/>
+          <w:b/>
+          <w:color w:val="000000"/>
+          <w:sz w:val="20"/>
+          <w:szCs w:val="20"/>
+        </w:rPr>
+        <w:t xml:space="preserve"> legends</w:t>
+      </w:r>
+      <w:ins w:id="136" w:author="Kyle Ewart" w:date="2026-04-16T11:53:00Z" w16du:dateUtc="2026-04-16T10:53:00Z">
         <w:r>
           <w:rPr>
             <w:rFonts w:ascii="Arial" w:hAnsi="Arial" w:cs="Arial"/>
@@ -8169,49 +8164,6 @@
             <w:szCs w:val="20"/>
           </w:rPr>
           <w:br/>
-        </w:r>
-        <w:r>
-          <w:rPr>
-            <w:rFonts w:asciiTheme="minorBidi" w:hAnsiTheme="minorBidi"/>
-            <w:b/>
-            <w:bCs/>
-            <w:noProof/>
-          </w:rPr>
-          <w:drawing>
-            <wp:inline distT="0" distB="0" distL="0" distR="0" wp14:anchorId="6286BFD4" wp14:editId="0ADDC778">
-              <wp:extent cx="5465621" cy="4137285"/>
-              <wp:effectExtent l="0" t="0" r="0" b="3175"/>
-              <wp:docPr id="740569651" name="Picture 1"/>
-              <wp:cNvGraphicFramePr>
-                <a:graphicFrameLocks xmlns:a="http://schemas.openxmlformats.org/drawingml/2006/main" noChangeAspect="1"/>
-              </wp:cNvGraphicFramePr>
-              <a:graphic xmlns:a="http://schemas.openxmlformats.org/drawingml/2006/main">
-                <a:graphicData uri="http://schemas.openxmlformats.org/drawingml/2006/picture">
-                  <pic:pic xmlns:pic="http://schemas.openxmlformats.org/drawingml/2006/picture">
-                    <pic:nvPicPr>
-                      <pic:cNvPr id="740569651" name="Picture 740569651"/>
-                      <pic:cNvPicPr/>
-                    </pic:nvPicPr>
-                    <pic:blipFill>
-                      <a:blip r:embed="rId12"/>
-                      <a:stretch>
-                        <a:fillRect/>
-                      </a:stretch>
-                    </pic:blipFill>
-                    <pic:spPr>
-                      <a:xfrm>
-                        <a:off x="0" y="0"/>
-                        <a:ext cx="5492357" cy="4157523"/>
-                      </a:xfrm>
-                      <a:prstGeom prst="rect">
-                        <a:avLst/>
-                      </a:prstGeom>
-                    </pic:spPr>
-                  </pic:pic>
-                </a:graphicData>
-              </a:graphic>
-            </wp:inline>
-          </w:drawing>
         </w:r>
       </w:ins>
     </w:p>
@@ -8234,7 +8186,7 @@
           <w:sz w:val="20"/>
           <w:szCs w:val="20"/>
         </w:rPr>
-        <w:pPrChange w:id="138" w:author="Kyle Ewart" w:date="2026-04-16T11:53:00Z" w16du:dateUtc="2026-04-16T10:53:00Z">
+        <w:pPrChange w:id="137" w:author="Kyle Ewart" w:date="2026-04-16T11:53:00Z" w16du:dateUtc="2026-04-16T10:53:00Z">
           <w:pPr>
             <w:keepNext/>
             <w:pBdr>
@@ -8250,61 +8202,6 @@
           </w:pPr>
         </w:pPrChange>
       </w:pPr>
-      <w:del w:id="139" w:author="Kyle Ewart" w:date="2026-04-16T11:53:00Z" w16du:dateUtc="2026-04-16T10:53:00Z">
-        <w:r>
-          <w:rPr>
-            <w:rFonts w:ascii="Arial" w:hAnsi="Arial" w:cs="Arial"/>
-            <w:b/>
-            <w:color w:val="000000"/>
-            <w:sz w:val="20"/>
-            <w:szCs w:val="20"/>
-          </w:rPr>
-          <w:br/>
-        </w:r>
-        <w:r>
-          <w:rPr>
-            <w:rFonts w:asciiTheme="minorBidi" w:hAnsiTheme="minorBidi"/>
-            <w:b/>
-            <w:bCs/>
-            <w:noProof/>
-          </w:rPr>
-          <w:drawing>
-            <wp:inline distT="0" distB="0" distL="0" distR="0" wp14:anchorId="30A03C7C" wp14:editId="51C87002">
-              <wp:extent cx="8178800" cy="3633500"/>
-              <wp:effectExtent l="0" t="0" r="0" b="0"/>
-              <wp:docPr id="241369059" name="Picture 1"/>
-              <wp:cNvGraphicFramePr>
-                <a:graphicFrameLocks xmlns:a="http://schemas.openxmlformats.org/drawingml/2006/main" noChangeAspect="1"/>
-              </wp:cNvGraphicFramePr>
-              <a:graphic xmlns:a="http://schemas.openxmlformats.org/drawingml/2006/main">
-                <a:graphicData uri="http://schemas.openxmlformats.org/drawingml/2006/picture">
-                  <pic:pic xmlns:pic="http://schemas.openxmlformats.org/drawingml/2006/picture">
-                    <pic:nvPicPr>
-                      <pic:cNvPr id="241369059" name="Picture 241369059"/>
-                      <pic:cNvPicPr/>
-                    </pic:nvPicPr>
-                    <pic:blipFill>
-                      <a:blip r:embed="rId13"/>
-                      <a:stretch>
-                        <a:fillRect/>
-                      </a:stretch>
-                    </pic:blipFill>
-                    <pic:spPr>
-                      <a:xfrm>
-                        <a:off x="0" y="0"/>
-                        <a:ext cx="8195164" cy="3640770"/>
-                      </a:xfrm>
-                      <a:prstGeom prst="rect">
-                        <a:avLst/>
-                      </a:prstGeom>
-                    </pic:spPr>
-                  </pic:pic>
-                </a:graphicData>
-              </a:graphic>
-            </wp:inline>
-          </w:drawing>
-        </w:r>
-      </w:del>
     </w:p>
     <w:p>
       <w:pPr>
@@ -8323,7 +8220,7 @@
           <w:color w:val="000000" w:themeColor="text1"/>
           <w:sz w:val="20"/>
           <w:szCs w:val="20"/>
-          <w:rPrChange w:id="140" w:author="Kyle Ewart" w:date="2026-04-16T13:38:00Z" w16du:dateUtc="2026-04-16T12:38:00Z">
+          <w:rPrChange w:id="138" w:author="Kyle Ewart" w:date="2026-04-16T13:38:00Z" w16du:dateUtc="2026-04-16T12:38:00Z">
             <w:rPr>
               <w:rFonts w:ascii="Arial" w:hAnsi="Arial" w:cs="Arial"/>
               <w:color w:val="000000"/>
@@ -8379,42 +8276,100 @@
         </w:rPr>
         <w:t xml:space="preserve">of analyzed taxa alongside </w:t>
       </w:r>
+      <w:del w:id="139" w:author="Kyle Ewart" w:date="2026-04-16T11:53:00Z" w16du:dateUtc="2026-04-16T10:53:00Z">
+        <w:r>
+          <w:rPr>
+            <w:rFonts w:asciiTheme="minorBidi" w:hAnsiTheme="minorBidi"/>
+            <w:sz w:val="20"/>
+            <w:szCs w:val="20"/>
+          </w:rPr>
+          <w:delText xml:space="preserve">the </w:delText>
+        </w:r>
+      </w:del>
+      <w:r>
+        <w:rPr>
+          <w:rFonts w:asciiTheme="minorBidi" w:hAnsiTheme="minorBidi"/>
+          <w:sz w:val="20"/>
+          <w:szCs w:val="20"/>
+        </w:rPr>
+        <w:t>total number of HGT inserts and</w:t>
+      </w:r>
+      <w:del w:id="140" w:author="Kyle Ewart" w:date="2026-04-16T11:53:00Z" w16du:dateUtc="2026-04-16T10:53:00Z">
+        <w:r>
+          <w:rPr>
+            <w:rFonts w:asciiTheme="minorBidi" w:hAnsiTheme="minorBidi"/>
+            <w:sz w:val="20"/>
+            <w:szCs w:val="20"/>
+          </w:rPr>
+          <w:delText xml:space="preserve"> the</w:delText>
+        </w:r>
+      </w:del>
+      <w:r>
+        <w:rPr>
+          <w:rFonts w:asciiTheme="minorBidi" w:hAnsiTheme="minorBidi"/>
+          <w:sz w:val="20"/>
+          <w:szCs w:val="20"/>
+        </w:rPr>
+        <w:t xml:space="preserve"> number of unique inserts (excluding potential cases of duplication or transposition) (</w:t>
+      </w:r>
+      <w:r>
+        <w:rPr>
+          <w:rFonts w:asciiTheme="minorBidi" w:hAnsiTheme="minorBidi"/>
+          <w:color w:val="000000" w:themeColor="text1"/>
+          <w:sz w:val="20"/>
+          <w:szCs w:val="20"/>
+        </w:rPr>
+        <w:t>A). Ranges are given for taxa with multiple analyzed genomes. Node ages (Mya) are based on previous studies [</w:t>
+      </w:r>
       <w:del w:id="141" w:author="Kyle Ewart" w:date="2026-04-16T11:53:00Z" w16du:dateUtc="2026-04-16T10:53:00Z">
         <w:r>
           <w:rPr>
             <w:rFonts w:asciiTheme="minorBidi" w:hAnsiTheme="minorBidi"/>
-            <w:sz w:val="20"/>
-            <w:szCs w:val="20"/>
-          </w:rPr>
-          <w:delText xml:space="preserve">the </w:delText>
+            <w:color w:val="000000" w:themeColor="text1"/>
+            <w:sz w:val="20"/>
+            <w:szCs w:val="20"/>
+          </w:rPr>
+          <w:delText>12</w:delText>
         </w:r>
       </w:del>
-      <w:r>
-        <w:rPr>
-          <w:rFonts w:asciiTheme="minorBidi" w:hAnsiTheme="minorBidi"/>
-          <w:sz w:val="20"/>
-          <w:szCs w:val="20"/>
-        </w:rPr>
-        <w:t>total number of HGT inserts and</w:t>
-      </w:r>
-      <w:del w:id="142" w:author="Kyle Ewart" w:date="2026-04-16T11:53:00Z" w16du:dateUtc="2026-04-16T10:53:00Z">
-        <w:r>
-          <w:rPr>
-            <w:rFonts w:asciiTheme="minorBidi" w:hAnsiTheme="minorBidi"/>
-            <w:sz w:val="20"/>
-            <w:szCs w:val="20"/>
-          </w:rPr>
-          <w:delText xml:space="preserve"> the</w:delText>
-        </w:r>
-      </w:del>
-      <w:r>
-        <w:rPr>
-          <w:rFonts w:asciiTheme="minorBidi" w:hAnsiTheme="minorBidi"/>
-          <w:sz w:val="20"/>
-          <w:szCs w:val="20"/>
-        </w:rPr>
-        <w:t xml:space="preserve"> number of unique inserts (excluding potential cases of duplication or transposition) (</w:t>
-      </w:r>
+      <w:ins w:id="142" w:author="Kyle Ewart" w:date="2026-04-16T11:53:00Z" w16du:dateUtc="2026-04-16T10:53:00Z">
+        <w:r>
+          <w:rPr>
+            <w:rFonts w:asciiTheme="minorBidi" w:hAnsiTheme="minorBidi"/>
+            <w:color w:val="000000" w:themeColor="text1"/>
+            <w:sz w:val="20"/>
+            <w:szCs w:val="20"/>
+          </w:rPr>
+          <w:t>1</w:t>
+        </w:r>
+        <w:r>
+          <w:rPr>
+            <w:rFonts w:asciiTheme="minorBidi" w:hAnsiTheme="minorBidi"/>
+            <w:color w:val="000000" w:themeColor="text1"/>
+            <w:sz w:val="20"/>
+            <w:szCs w:val="20"/>
+          </w:rPr>
+          <w:t>1</w:t>
+        </w:r>
+        <w:r>
+          <w:rPr>
+            <w:rFonts w:asciiTheme="minorBidi" w:hAnsiTheme="minorBidi"/>
+            <w:color w:val="000000" w:themeColor="text1"/>
+            <w:sz w:val="20"/>
+            <w:szCs w:val="20"/>
+          </w:rPr>
+          <w:t>,1</w:t>
+        </w:r>
+        <w:r>
+          <w:rPr>
+            <w:rFonts w:asciiTheme="minorBidi" w:hAnsiTheme="minorBidi"/>
+            <w:color w:val="000000" w:themeColor="text1"/>
+            <w:sz w:val="20"/>
+            <w:szCs w:val="20"/>
+          </w:rPr>
+          <w:t>3</w:t>
+        </w:r>
+      </w:ins>
       <w:r>
         <w:rPr>
           <w:rFonts w:asciiTheme="minorBidi" w:hAnsiTheme="minorBidi"/>
@@ -8422,7 +8377,15 @@
           <w:sz w:val="20"/>
           <w:szCs w:val="20"/>
         </w:rPr>
-        <w:t>A). Ranges are given for taxa with multiple analyzed genomes. Node ages (Mya) are based on previous studies [</w:t>
+        <w:t>,1</w:t>
+      </w:r>
+      <w:r>
+        <w:rPr>
+          <w:rFonts w:asciiTheme="minorBidi" w:hAnsiTheme="minorBidi"/>
+          <w:color w:val="000000" w:themeColor="text1"/>
+          <w:sz w:val="20"/>
+        </w:rPr>
+        <w:t>4</w:t>
       </w:r>
       <w:del w:id="143" w:author="Kyle Ewart" w:date="2026-04-16T11:53:00Z" w16du:dateUtc="2026-04-16T10:53:00Z">
         <w:r>
@@ -8432,7 +8395,7 @@
             <w:sz w:val="20"/>
             <w:szCs w:val="20"/>
           </w:rPr>
-          <w:delText>12</w:delText>
+          <w:delText>,15]. The length</w:delText>
         </w:r>
       </w:del>
       <w:ins w:id="144" w:author="Kyle Ewart" w:date="2026-04-16T11:53:00Z" w16du:dateUtc="2026-04-16T10:53:00Z">
@@ -8443,7 +8406,7 @@
             <w:sz w:val="20"/>
             <w:szCs w:val="20"/>
           </w:rPr>
-          <w:t>1</w:t>
+          <w:t xml:space="preserve">]. </w:t>
         </w:r>
         <w:r>
           <w:rPr>
@@ -8452,7 +8415,7 @@
             <w:sz w:val="20"/>
             <w:szCs w:val="20"/>
           </w:rPr>
-          <w:t>1</w:t>
+          <w:t>L</w:t>
         </w:r>
         <w:r>
           <w:rPr>
@@ -8461,8 +8424,37 @@
             <w:sz w:val="20"/>
             <w:szCs w:val="20"/>
           </w:rPr>
-          <w:t>,1</w:t>
-        </w:r>
+          <w:t>ength</w:t>
+        </w:r>
+      </w:ins>
+      <w:r>
+        <w:rPr>
+          <w:rFonts w:asciiTheme="minorBidi" w:hAnsiTheme="minorBidi"/>
+          <w:color w:val="000000" w:themeColor="text1"/>
+          <w:sz w:val="20"/>
+          <w:szCs w:val="20"/>
+        </w:rPr>
+        <w:t xml:space="preserve"> distribution of inserts (B). 50 bp represents our minimum length threshold, and inserts &gt;1000 bp </w:t>
+      </w:r>
+      <w:r>
+        <w:rPr>
+          <w:rFonts w:asciiTheme="minorBidi" w:hAnsiTheme="minorBidi"/>
+          <w:color w:val="000000" w:themeColor="text1"/>
+          <w:sz w:val="20"/>
+          <w:szCs w:val="20"/>
+        </w:rPr>
+        <w:t xml:space="preserve">are </w:t>
+      </w:r>
+      <w:r>
+        <w:rPr>
+          <w:rFonts w:asciiTheme="minorBidi" w:hAnsiTheme="minorBidi"/>
+          <w:color w:val="000000" w:themeColor="text1"/>
+          <w:sz w:val="20"/>
+          <w:szCs w:val="20"/>
+        </w:rPr>
+        <w:t xml:space="preserve">omitted for clarity (51 </w:t>
+      </w:r>
+      <w:del w:id="145" w:author="Kyle Ewart" w:date="2026-04-16T13:38:00Z" w16du:dateUtc="2026-04-16T12:38:00Z">
         <w:r>
           <w:rPr>
             <w:rFonts w:asciiTheme="minorBidi" w:hAnsiTheme="minorBidi"/>
@@ -8470,7 +8462,27 @@
             <w:sz w:val="20"/>
             <w:szCs w:val="20"/>
           </w:rPr>
-          <w:t>3</w:t>
+          <w:delText xml:space="preserve">of 39,411 </w:delText>
+        </w:r>
+      </w:del>
+      <w:r>
+        <w:rPr>
+          <w:rFonts w:asciiTheme="minorBidi" w:hAnsiTheme="minorBidi"/>
+          <w:color w:val="000000" w:themeColor="text1"/>
+          <w:sz w:val="20"/>
+          <w:szCs w:val="20"/>
+        </w:rPr>
+        <w:t>inserts</w:t>
+      </w:r>
+      <w:ins w:id="146" w:author="Kyle Ewart" w:date="2026-04-16T13:38:00Z" w16du:dateUtc="2026-04-16T12:38:00Z">
+        <w:r>
+          <w:rPr>
+            <w:rFonts w:asciiTheme="minorBidi" w:hAnsiTheme="minorBidi"/>
+            <w:color w:val="000000" w:themeColor="text1"/>
+            <w:sz w:val="20"/>
+            <w:szCs w:val="20"/>
+          </w:rPr>
+          <w:t xml:space="preserve"> omitted</w:t>
         </w:r>
       </w:ins>
       <w:r>
@@ -8480,17 +8492,9 @@
           <w:sz w:val="20"/>
           <w:szCs w:val="20"/>
         </w:rPr>
-        <w:t>,1</w:t>
-      </w:r>
-      <w:r>
-        <w:rPr>
-          <w:rFonts w:asciiTheme="minorBidi" w:hAnsiTheme="minorBidi"/>
-          <w:color w:val="000000" w:themeColor="text1"/>
-          <w:sz w:val="20"/>
-        </w:rPr>
-        <w:t>4</w:t>
-      </w:r>
-      <w:del w:id="145" w:author="Kyle Ewart" w:date="2026-04-16T11:53:00Z" w16du:dateUtc="2026-04-16T10:53:00Z">
+        <w:t xml:space="preserve">). </w:t>
+      </w:r>
+      <w:del w:id="147" w:author="Kyle Ewart" w:date="2026-04-16T11:53:00Z" w16du:dateUtc="2026-04-16T10:53:00Z">
         <w:r>
           <w:rPr>
             <w:rFonts w:asciiTheme="minorBidi" w:hAnsiTheme="minorBidi"/>
@@ -8498,10 +8502,10 @@
             <w:sz w:val="20"/>
             <w:szCs w:val="20"/>
           </w:rPr>
-          <w:delText>,15]. The length</w:delText>
+          <w:delText>The cumulative</w:delText>
         </w:r>
       </w:del>
-      <w:ins w:id="146" w:author="Kyle Ewart" w:date="2026-04-16T11:53:00Z" w16du:dateUtc="2026-04-16T10:53:00Z">
+      <w:ins w:id="148" w:author="Kyle Ewart" w:date="2026-04-16T11:53:00Z" w16du:dateUtc="2026-04-16T10:53:00Z">
         <w:r>
           <w:rPr>
             <w:rFonts w:asciiTheme="minorBidi" w:hAnsiTheme="minorBidi"/>
@@ -8509,7 +8513,7 @@
             <w:sz w:val="20"/>
             <w:szCs w:val="20"/>
           </w:rPr>
-          <w:t xml:space="preserve">]. </w:t>
+          <w:t>C</w:t>
         </w:r>
         <w:r>
           <w:rPr>
@@ -8518,8 +8522,10 @@
             <w:sz w:val="20"/>
             <w:szCs w:val="20"/>
           </w:rPr>
-          <w:t>L</w:t>
-        </w:r>
+          <w:t xml:space="preserve">umulative </w:t>
+        </w:r>
+      </w:ins>
+      <w:ins w:id="149" w:author="Kyle Ewart" w:date="2026-04-16T13:38:00Z" w16du:dateUtc="2026-04-16T12:38:00Z">
         <w:r>
           <w:rPr>
             <w:rFonts w:asciiTheme="minorBidi" w:hAnsiTheme="minorBidi"/>
@@ -8527,37 +8533,10 @@
             <w:sz w:val="20"/>
             <w:szCs w:val="20"/>
           </w:rPr>
-          <w:t>ength</w:t>
+          <w:t xml:space="preserve">number </w:t>
         </w:r>
       </w:ins>
-      <w:r>
-        <w:rPr>
-          <w:rFonts w:asciiTheme="minorBidi" w:hAnsiTheme="minorBidi"/>
-          <w:color w:val="000000" w:themeColor="text1"/>
-          <w:sz w:val="20"/>
-          <w:szCs w:val="20"/>
-        </w:rPr>
-        <w:t xml:space="preserve"> distribution of inserts (B). 50 bp represents our minimum length threshold, and inserts &gt;1000 bp </w:t>
-      </w:r>
-      <w:r>
-        <w:rPr>
-          <w:rFonts w:asciiTheme="minorBidi" w:hAnsiTheme="minorBidi"/>
-          <w:color w:val="000000" w:themeColor="text1"/>
-          <w:sz w:val="20"/>
-          <w:szCs w:val="20"/>
-        </w:rPr>
-        <w:t xml:space="preserve">are </w:t>
-      </w:r>
-      <w:r>
-        <w:rPr>
-          <w:rFonts w:asciiTheme="minorBidi" w:hAnsiTheme="minorBidi"/>
-          <w:color w:val="000000" w:themeColor="text1"/>
-          <w:sz w:val="20"/>
-          <w:szCs w:val="20"/>
-        </w:rPr>
-        <w:t xml:space="preserve">omitted for clarity (51 </w:t>
-      </w:r>
-      <w:del w:id="147" w:author="Kyle Ewart" w:date="2026-04-16T13:38:00Z" w16du:dateUtc="2026-04-16T12:38:00Z">
+      <w:ins w:id="150" w:author="Kyle Ewart" w:date="2026-04-16T13:39:00Z" w16du:dateUtc="2026-04-16T12:39:00Z">
         <w:r>
           <w:rPr>
             <w:rFonts w:asciiTheme="minorBidi" w:hAnsiTheme="minorBidi"/>
@@ -8565,19 +8544,10 @@
             <w:sz w:val="20"/>
             <w:szCs w:val="20"/>
           </w:rPr>
-          <w:delText xml:space="preserve">of 39,411 </w:delText>
-        </w:r>
-      </w:del>
-      <w:r>
-        <w:rPr>
-          <w:rFonts w:asciiTheme="minorBidi" w:hAnsiTheme="minorBidi"/>
-          <w:color w:val="000000" w:themeColor="text1"/>
-          <w:sz w:val="20"/>
-          <w:szCs w:val="20"/>
-        </w:rPr>
-        <w:t>inserts</w:t>
-      </w:r>
-      <w:ins w:id="148" w:author="Kyle Ewart" w:date="2026-04-16T13:38:00Z" w16du:dateUtc="2026-04-16T12:38:00Z">
+          <w:t xml:space="preserve">of </w:t>
+        </w:r>
+      </w:ins>
+      <w:ins w:id="151" w:author="Kyle Ewart" w:date="2026-04-16T11:53:00Z" w16du:dateUtc="2026-04-16T10:53:00Z">
         <w:r>
           <w:rPr>
             <w:rFonts w:asciiTheme="minorBidi" w:hAnsiTheme="minorBidi"/>
@@ -8585,58 +8555,7 @@
             <w:sz w:val="20"/>
             <w:szCs w:val="20"/>
           </w:rPr>
-          <w:t xml:space="preserve"> omitted</w:t>
-        </w:r>
-      </w:ins>
-      <w:r>
-        <w:rPr>
-          <w:rFonts w:asciiTheme="minorBidi" w:hAnsiTheme="minorBidi"/>
-          <w:color w:val="000000" w:themeColor="text1"/>
-          <w:sz w:val="20"/>
-          <w:szCs w:val="20"/>
-        </w:rPr>
-        <w:t xml:space="preserve">). </w:t>
-      </w:r>
-      <w:del w:id="149" w:author="Kyle Ewart" w:date="2026-04-16T11:53:00Z" w16du:dateUtc="2026-04-16T10:53:00Z">
-        <w:r>
-          <w:rPr>
-            <w:rFonts w:asciiTheme="minorBidi" w:hAnsiTheme="minorBidi"/>
-            <w:color w:val="000000" w:themeColor="text1"/>
-            <w:sz w:val="20"/>
-            <w:szCs w:val="20"/>
-          </w:rPr>
-          <w:delText>The cumulative</w:delText>
-        </w:r>
-      </w:del>
-      <w:ins w:id="150" w:author="Kyle Ewart" w:date="2026-04-16T11:53:00Z" w16du:dateUtc="2026-04-16T10:53:00Z">
-        <w:r>
-          <w:rPr>
-            <w:rFonts w:asciiTheme="minorBidi" w:hAnsiTheme="minorBidi"/>
-            <w:color w:val="000000" w:themeColor="text1"/>
-            <w:sz w:val="20"/>
-            <w:szCs w:val="20"/>
-          </w:rPr>
-          <w:t>C</w:t>
-        </w:r>
-        <w:r>
-          <w:rPr>
-            <w:rFonts w:asciiTheme="minorBidi" w:hAnsiTheme="minorBidi"/>
-            <w:color w:val="000000" w:themeColor="text1"/>
-            <w:sz w:val="20"/>
-            <w:szCs w:val="20"/>
-          </w:rPr>
-          <w:t xml:space="preserve">umulative </w:t>
-        </w:r>
-      </w:ins>
-      <w:ins w:id="151" w:author="Kyle Ewart" w:date="2026-04-16T13:38:00Z" w16du:dateUtc="2026-04-16T12:38:00Z">
-        <w:r>
-          <w:rPr>
-            <w:rFonts w:asciiTheme="minorBidi" w:hAnsiTheme="minorBidi"/>
-            <w:color w:val="000000" w:themeColor="text1"/>
-            <w:sz w:val="20"/>
-            <w:szCs w:val="20"/>
-          </w:rPr>
-          <w:t xml:space="preserve">number </w:t>
+          <w:t>insert</w:t>
         </w:r>
       </w:ins>
       <w:ins w:id="152" w:author="Kyle Ewart" w:date="2026-04-16T13:39:00Z" w16du:dateUtc="2026-04-16T12:39:00Z">
@@ -8647,7 +8566,7 @@
             <w:sz w:val="20"/>
             <w:szCs w:val="20"/>
           </w:rPr>
-          <w:t xml:space="preserve">of </w:t>
+          <w:t>s</w:t>
         </w:r>
       </w:ins>
       <w:ins w:id="153" w:author="Kyle Ewart" w:date="2026-04-16T11:53:00Z" w16du:dateUtc="2026-04-16T10:53:00Z">
@@ -8658,10 +8577,120 @@
             <w:sz w:val="20"/>
             <w:szCs w:val="20"/>
           </w:rPr>
-          <w:t>insert</w:t>
+          <w:t xml:space="preserve"> </w:t>
+        </w:r>
+        <w:r>
+          <w:rPr>
+            <w:rFonts w:asciiTheme="minorBidi" w:hAnsiTheme="minorBidi"/>
+            <w:color w:val="000000" w:themeColor="text1"/>
+            <w:sz w:val="20"/>
+            <w:szCs w:val="20"/>
+          </w:rPr>
+          <w:t>plotted along host genomes (</w:t>
+        </w:r>
+        <w:r>
+          <w:rPr>
+            <w:rFonts w:asciiTheme="minorBidi" w:hAnsiTheme="minorBidi"/>
+            <w:color w:val="000000" w:themeColor="text1"/>
+            <w:sz w:val="20"/>
+            <w:szCs w:val="20"/>
+          </w:rPr>
+          <w:t>C</w:t>
+        </w:r>
+        <w:r>
+          <w:rPr>
+            <w:rFonts w:asciiTheme="minorBidi" w:hAnsiTheme="minorBidi"/>
+            <w:color w:val="000000" w:themeColor="text1"/>
+            <w:sz w:val="20"/>
+            <w:szCs w:val="20"/>
+          </w:rPr>
+          <w:t>). Individual lines correspond to individual contigs (</w:t>
+        </w:r>
+        <w:proofErr w:type="spellStart"/>
+        <w:r>
+          <w:rPr>
+            <w:rFonts w:asciiTheme="minorBidi" w:hAnsiTheme="minorBidi"/>
+            <w:color w:val="000000" w:themeColor="text1"/>
+            <w:sz w:val="20"/>
+            <w:szCs w:val="20"/>
+          </w:rPr>
+          <w:t>coloured</w:t>
+        </w:r>
+        <w:proofErr w:type="spellEnd"/>
+        <w:r>
+          <w:rPr>
+            <w:rFonts w:asciiTheme="minorBidi" w:hAnsiTheme="minorBidi"/>
+            <w:color w:val="000000" w:themeColor="text1"/>
+            <w:sz w:val="20"/>
+            <w:szCs w:val="20"/>
+          </w:rPr>
+          <w:t xml:space="preserve"> by genome), such that each line starts at position 0 and terminates at the length of the contig.</w:t>
+        </w:r>
+        <w:r>
+          <w:rPr>
+            <w:rFonts w:asciiTheme="minorBidi" w:hAnsiTheme="minorBidi"/>
+            <w:color w:val="000000" w:themeColor="text1"/>
+            <w:sz w:val="20"/>
+            <w:szCs w:val="20"/>
+          </w:rPr>
+          <w:t xml:space="preserve"> </w:t>
+        </w:r>
+        <w:r>
+          <w:rPr>
+            <w:rFonts w:asciiTheme="minorBidi" w:hAnsiTheme="minorBidi"/>
+            <w:color w:val="000000" w:themeColor="text1"/>
+            <w:sz w:val="20"/>
+            <w:szCs w:val="20"/>
+          </w:rPr>
+          <w:t>C</w:t>
+        </w:r>
+        <w:r>
+          <w:rPr>
+            <w:rFonts w:asciiTheme="minorBidi" w:hAnsiTheme="minorBidi"/>
+            <w:color w:val="000000" w:themeColor="text1"/>
+            <w:sz w:val="20"/>
+            <w:szCs w:val="20"/>
+          </w:rPr>
+          <w:t>umulative</w:t>
         </w:r>
       </w:ins>
-      <w:ins w:id="154" w:author="Kyle Ewart" w:date="2026-04-16T13:39:00Z" w16du:dateUtc="2026-04-16T12:39:00Z">
+      <w:r>
+        <w:rPr>
+          <w:rFonts w:asciiTheme="minorBidi" w:hAnsiTheme="minorBidi"/>
+          <w:color w:val="000000" w:themeColor="text1"/>
+          <w:sz w:val="20"/>
+        </w:rPr>
+        <w:t xml:space="preserve"> number of inserts plotted along the</w:t>
+      </w:r>
+      <w:r>
+        <w:rPr>
+          <w:rFonts w:asciiTheme="minorBidi" w:hAnsiTheme="minorBidi"/>
+          <w:i/>
+          <w:color w:val="000000" w:themeColor="text1"/>
+          <w:sz w:val="20"/>
+        </w:rPr>
+        <w:t xml:space="preserve"> </w:t>
+      </w:r>
+      <w:proofErr w:type="spellStart"/>
+      <w:r>
+        <w:rPr>
+          <w:rFonts w:asciiTheme="minorBidi" w:hAnsiTheme="minorBidi"/>
+          <w:i/>
+          <w:color w:val="000000" w:themeColor="text1"/>
+          <w:sz w:val="20"/>
+        </w:rPr>
+        <w:t>Blattabacterium</w:t>
+      </w:r>
+      <w:proofErr w:type="spellEnd"/>
+      <w:r>
+        <w:rPr>
+          <w:rFonts w:asciiTheme="minorBidi" w:hAnsiTheme="minorBidi"/>
+          <w:color w:val="000000" w:themeColor="text1"/>
+          <w:sz w:val="20"/>
+        </w:rPr>
+        <w:t xml:space="preserve"> genome (</w:t>
+      </w:r>
+      <w:del w:id="154" w:author="Kyle Ewart" w:date="2026-04-16T11:53:00Z" w16du:dateUtc="2026-04-16T10:53:00Z">
         <w:r>
           <w:rPr>
             <w:rFonts w:asciiTheme="minorBidi" w:hAnsiTheme="minorBidi"/>
@@ -8669,10 +8698,85 @@
             <w:sz w:val="20"/>
             <w:szCs w:val="20"/>
           </w:rPr>
-          <w:t>s</w:t>
+          <w:delText>C</w:delText>
+        </w:r>
+      </w:del>
+      <w:ins w:id="155" w:author="Kyle Ewart" w:date="2026-04-16T11:53:00Z" w16du:dateUtc="2026-04-16T10:53:00Z">
+        <w:r>
+          <w:rPr>
+            <w:rFonts w:asciiTheme="minorBidi" w:hAnsiTheme="minorBidi"/>
+            <w:color w:val="000000" w:themeColor="text1"/>
+            <w:sz w:val="20"/>
+            <w:szCs w:val="20"/>
+          </w:rPr>
+          <w:t>D</w:t>
         </w:r>
       </w:ins>
-      <w:ins w:id="155" w:author="Kyle Ewart" w:date="2026-04-16T11:53:00Z" w16du:dateUtc="2026-04-16T10:53:00Z">
+      <w:r>
+        <w:rPr>
+          <w:rFonts w:asciiTheme="minorBidi" w:hAnsiTheme="minorBidi"/>
+          <w:color w:val="000000" w:themeColor="text1"/>
+          <w:sz w:val="20"/>
+        </w:rPr>
+        <w:t xml:space="preserve">), based on the start position of each insert. Linear trends indicating random origins from the </w:t>
+      </w:r>
+      <w:proofErr w:type="spellStart"/>
+      <w:r>
+        <w:rPr>
+          <w:rFonts w:asciiTheme="minorBidi" w:hAnsiTheme="minorBidi"/>
+          <w:i/>
+          <w:color w:val="000000" w:themeColor="text1"/>
+          <w:sz w:val="20"/>
+        </w:rPr>
+        <w:t>Blattabacterium</w:t>
+      </w:r>
+      <w:proofErr w:type="spellEnd"/>
+      <w:r>
+        <w:rPr>
+          <w:rFonts w:asciiTheme="minorBidi" w:hAnsiTheme="minorBidi"/>
+          <w:color w:val="000000" w:themeColor="text1"/>
+          <w:sz w:val="20"/>
+        </w:rPr>
+        <w:t xml:space="preserve"> genome. Only species with a published, host-specific </w:t>
+      </w:r>
+      <w:proofErr w:type="spellStart"/>
+      <w:r>
+        <w:rPr>
+          <w:rFonts w:asciiTheme="minorBidi" w:hAnsiTheme="minorBidi"/>
+          <w:i/>
+          <w:color w:val="000000" w:themeColor="text1"/>
+          <w:sz w:val="20"/>
+        </w:rPr>
+        <w:t>Blattabacterium</w:t>
+      </w:r>
+      <w:proofErr w:type="spellEnd"/>
+      <w:r>
+        <w:rPr>
+          <w:rFonts w:asciiTheme="minorBidi" w:hAnsiTheme="minorBidi"/>
+          <w:color w:val="000000" w:themeColor="text1"/>
+          <w:sz w:val="20"/>
+        </w:rPr>
+        <w:t xml:space="preserve"> strain are included (Dataset S2).</w:t>
+      </w:r>
+      <w:r>
+        <w:rPr>
+          <w:rFonts w:asciiTheme="minorBidi" w:hAnsiTheme="minorBidi"/>
+          <w:color w:val="000000" w:themeColor="text1"/>
+          <w:sz w:val="20"/>
+          <w:szCs w:val="20"/>
+        </w:rPr>
+        <w:t xml:space="preserve"> </w:t>
+      </w:r>
+      <w:r>
+        <w:rPr>
+          <w:rFonts w:asciiTheme="minorBidi" w:hAnsiTheme="minorBidi"/>
+          <w:color w:val="000000" w:themeColor="text1"/>
+          <w:sz w:val="20"/>
+          <w:szCs w:val="20"/>
+        </w:rPr>
+        <w:t xml:space="preserve">For species with multiple </w:t>
+      </w:r>
+      <w:del w:id="156" w:author="Kyle Ewart" w:date="2026-04-16T13:39:00Z" w16du:dateUtc="2026-04-16T12:39:00Z">
         <w:r>
           <w:rPr>
             <w:rFonts w:asciiTheme="minorBidi" w:hAnsiTheme="minorBidi"/>
@@ -8680,8 +8784,19 @@
             <w:sz w:val="20"/>
             <w:szCs w:val="20"/>
           </w:rPr>
-          <w:t xml:space="preserve"> </w:t>
-        </w:r>
+          <w:delText xml:space="preserve">published </w:delText>
+        </w:r>
+      </w:del>
+      <w:r>
+        <w:rPr>
+          <w:rFonts w:asciiTheme="minorBidi" w:hAnsiTheme="minorBidi"/>
+          <w:color w:val="000000" w:themeColor="text1"/>
+          <w:sz w:val="20"/>
+          <w:szCs w:val="20"/>
+        </w:rPr>
+        <w:t xml:space="preserve">genomes, the version with the most inserts was analyzed (for </w:t>
+      </w:r>
+      <w:del w:id="157" w:author="Kyle Ewart" w:date="2026-04-16T11:53:00Z" w16du:dateUtc="2026-04-16T10:53:00Z">
         <w:r>
           <w:rPr>
             <w:rFonts w:asciiTheme="minorBidi" w:hAnsiTheme="minorBidi"/>
@@ -8689,228 +8804,10 @@
             <w:sz w:val="20"/>
             <w:szCs w:val="20"/>
           </w:rPr>
-          <w:t>plotted along host genomes (</w:t>
-        </w:r>
-        <w:r>
-          <w:rPr>
-            <w:rFonts w:asciiTheme="minorBidi" w:hAnsiTheme="minorBidi"/>
-            <w:color w:val="000000" w:themeColor="text1"/>
-            <w:sz w:val="20"/>
-            <w:szCs w:val="20"/>
-          </w:rPr>
-          <w:t>C</w:t>
-        </w:r>
-        <w:r>
-          <w:rPr>
-            <w:rFonts w:asciiTheme="minorBidi" w:hAnsiTheme="minorBidi"/>
-            <w:color w:val="000000" w:themeColor="text1"/>
-            <w:sz w:val="20"/>
-            <w:szCs w:val="20"/>
-          </w:rPr>
-          <w:t>). Individual lines correspond to individual contigs (</w:t>
-        </w:r>
-        <w:proofErr w:type="spellStart"/>
-        <w:r>
-          <w:rPr>
-            <w:rFonts w:asciiTheme="minorBidi" w:hAnsiTheme="minorBidi"/>
-            <w:color w:val="000000" w:themeColor="text1"/>
-            <w:sz w:val="20"/>
-            <w:szCs w:val="20"/>
-          </w:rPr>
-          <w:t>coloured</w:t>
-        </w:r>
-        <w:proofErr w:type="spellEnd"/>
-        <w:r>
-          <w:rPr>
-            <w:rFonts w:asciiTheme="minorBidi" w:hAnsiTheme="minorBidi"/>
-            <w:color w:val="000000" w:themeColor="text1"/>
-            <w:sz w:val="20"/>
-            <w:szCs w:val="20"/>
-          </w:rPr>
-          <w:t xml:space="preserve"> by genome), such that each line starts at position 0 and terminates at the length of the contig.</w:t>
-        </w:r>
-        <w:r>
-          <w:rPr>
-            <w:rFonts w:asciiTheme="minorBidi" w:hAnsiTheme="minorBidi"/>
-            <w:color w:val="000000" w:themeColor="text1"/>
-            <w:sz w:val="20"/>
-            <w:szCs w:val="20"/>
-          </w:rPr>
-          <w:t xml:space="preserve"> </w:t>
-        </w:r>
-        <w:r>
-          <w:rPr>
-            <w:rFonts w:asciiTheme="minorBidi" w:hAnsiTheme="minorBidi"/>
-            <w:color w:val="000000" w:themeColor="text1"/>
-            <w:sz w:val="20"/>
-            <w:szCs w:val="20"/>
-          </w:rPr>
-          <w:t>C</w:t>
-        </w:r>
-        <w:r>
-          <w:rPr>
-            <w:rFonts w:asciiTheme="minorBidi" w:hAnsiTheme="minorBidi"/>
-            <w:color w:val="000000" w:themeColor="text1"/>
-            <w:sz w:val="20"/>
-            <w:szCs w:val="20"/>
-          </w:rPr>
-          <w:t>umulative</w:t>
-        </w:r>
-      </w:ins>
-      <w:r>
-        <w:rPr>
-          <w:rFonts w:asciiTheme="minorBidi" w:hAnsiTheme="minorBidi"/>
-          <w:color w:val="000000" w:themeColor="text1"/>
-          <w:sz w:val="20"/>
-        </w:rPr>
-        <w:t xml:space="preserve"> number of inserts plotted along the</w:t>
-      </w:r>
-      <w:r>
-        <w:rPr>
-          <w:rFonts w:asciiTheme="minorBidi" w:hAnsiTheme="minorBidi"/>
-          <w:i/>
-          <w:color w:val="000000" w:themeColor="text1"/>
-          <w:sz w:val="20"/>
-        </w:rPr>
-        <w:t xml:space="preserve"> </w:t>
-      </w:r>
-      <w:proofErr w:type="spellStart"/>
-      <w:r>
-        <w:rPr>
-          <w:rFonts w:asciiTheme="minorBidi" w:hAnsiTheme="minorBidi"/>
-          <w:i/>
-          <w:color w:val="000000" w:themeColor="text1"/>
-          <w:sz w:val="20"/>
-        </w:rPr>
-        <w:t>Blattabacterium</w:t>
-      </w:r>
-      <w:proofErr w:type="spellEnd"/>
-      <w:r>
-        <w:rPr>
-          <w:rFonts w:asciiTheme="minorBidi" w:hAnsiTheme="minorBidi"/>
-          <w:color w:val="000000" w:themeColor="text1"/>
-          <w:sz w:val="20"/>
-        </w:rPr>
-        <w:t xml:space="preserve"> genome (</w:t>
-      </w:r>
-      <w:del w:id="156" w:author="Kyle Ewart" w:date="2026-04-16T11:53:00Z" w16du:dateUtc="2026-04-16T10:53:00Z">
-        <w:r>
-          <w:rPr>
-            <w:rFonts w:asciiTheme="minorBidi" w:hAnsiTheme="minorBidi"/>
-            <w:color w:val="000000" w:themeColor="text1"/>
-            <w:sz w:val="20"/>
-            <w:szCs w:val="20"/>
-          </w:rPr>
-          <w:delText>C</w:delText>
+          <w:delText>both ‘B’ and ‘C’</w:delText>
         </w:r>
       </w:del>
-      <w:ins w:id="157" w:author="Kyle Ewart" w:date="2026-04-16T11:53:00Z" w16du:dateUtc="2026-04-16T10:53:00Z">
-        <w:r>
-          <w:rPr>
-            <w:rFonts w:asciiTheme="minorBidi" w:hAnsiTheme="minorBidi"/>
-            <w:color w:val="000000" w:themeColor="text1"/>
-            <w:sz w:val="20"/>
-            <w:szCs w:val="20"/>
-          </w:rPr>
-          <w:t>D</w:t>
-        </w:r>
-      </w:ins>
-      <w:r>
-        <w:rPr>
-          <w:rFonts w:asciiTheme="minorBidi" w:hAnsiTheme="minorBidi"/>
-          <w:color w:val="000000" w:themeColor="text1"/>
-          <w:sz w:val="20"/>
-        </w:rPr>
-        <w:t xml:space="preserve">), based on the start position of each insert. Linear trends indicating random origins from the </w:t>
-      </w:r>
-      <w:proofErr w:type="spellStart"/>
-      <w:r>
-        <w:rPr>
-          <w:rFonts w:asciiTheme="minorBidi" w:hAnsiTheme="minorBidi"/>
-          <w:i/>
-          <w:color w:val="000000" w:themeColor="text1"/>
-          <w:sz w:val="20"/>
-        </w:rPr>
-        <w:t>Blattabacterium</w:t>
-      </w:r>
-      <w:proofErr w:type="spellEnd"/>
-      <w:r>
-        <w:rPr>
-          <w:rFonts w:asciiTheme="minorBidi" w:hAnsiTheme="minorBidi"/>
-          <w:color w:val="000000" w:themeColor="text1"/>
-          <w:sz w:val="20"/>
-        </w:rPr>
-        <w:t xml:space="preserve"> genome. Only species with a published, host-specific </w:t>
-      </w:r>
-      <w:proofErr w:type="spellStart"/>
-      <w:r>
-        <w:rPr>
-          <w:rFonts w:asciiTheme="minorBidi" w:hAnsiTheme="minorBidi"/>
-          <w:i/>
-          <w:color w:val="000000" w:themeColor="text1"/>
-          <w:sz w:val="20"/>
-        </w:rPr>
-        <w:t>Blattabacterium</w:t>
-      </w:r>
-      <w:proofErr w:type="spellEnd"/>
-      <w:r>
-        <w:rPr>
-          <w:rFonts w:asciiTheme="minorBidi" w:hAnsiTheme="minorBidi"/>
-          <w:color w:val="000000" w:themeColor="text1"/>
-          <w:sz w:val="20"/>
-        </w:rPr>
-        <w:t xml:space="preserve"> strain are included (Dataset S2).</w:t>
-      </w:r>
-      <w:r>
-        <w:rPr>
-          <w:rFonts w:asciiTheme="minorBidi" w:hAnsiTheme="minorBidi"/>
-          <w:color w:val="000000" w:themeColor="text1"/>
-          <w:sz w:val="20"/>
-          <w:szCs w:val="20"/>
-        </w:rPr>
-        <w:t xml:space="preserve"> </w:t>
-      </w:r>
-      <w:r>
-        <w:rPr>
-          <w:rFonts w:asciiTheme="minorBidi" w:hAnsiTheme="minorBidi"/>
-          <w:color w:val="000000" w:themeColor="text1"/>
-          <w:sz w:val="20"/>
-          <w:szCs w:val="20"/>
-        </w:rPr>
-        <w:t xml:space="preserve">For species with multiple </w:t>
-      </w:r>
-      <w:del w:id="158" w:author="Kyle Ewart" w:date="2026-04-16T13:39:00Z" w16du:dateUtc="2026-04-16T12:39:00Z">
-        <w:r>
-          <w:rPr>
-            <w:rFonts w:asciiTheme="minorBidi" w:hAnsiTheme="minorBidi"/>
-            <w:color w:val="000000" w:themeColor="text1"/>
-            <w:sz w:val="20"/>
-            <w:szCs w:val="20"/>
-          </w:rPr>
-          <w:delText xml:space="preserve">published </w:delText>
-        </w:r>
-      </w:del>
-      <w:r>
-        <w:rPr>
-          <w:rFonts w:asciiTheme="minorBidi" w:hAnsiTheme="minorBidi"/>
-          <w:color w:val="000000" w:themeColor="text1"/>
-          <w:sz w:val="20"/>
-          <w:szCs w:val="20"/>
-        </w:rPr>
-        <w:t xml:space="preserve">genomes, the version with the most inserts was analyzed (for </w:t>
-      </w:r>
-      <w:del w:id="159" w:author="Kyle Ewart" w:date="2026-04-16T11:53:00Z" w16du:dateUtc="2026-04-16T10:53:00Z">
-        <w:r>
-          <w:rPr>
-            <w:rFonts w:asciiTheme="minorBidi" w:hAnsiTheme="minorBidi"/>
-            <w:color w:val="000000" w:themeColor="text1"/>
-            <w:sz w:val="20"/>
-            <w:szCs w:val="20"/>
-          </w:rPr>
-          <w:delText>both ‘B’ and ‘C’</w:delText>
-        </w:r>
-      </w:del>
-      <w:ins w:id="160" w:author="Kyle Ewart" w:date="2026-04-16T11:53:00Z" w16du:dateUtc="2026-04-16T10:53:00Z">
+      <w:ins w:id="158" w:author="Kyle Ewart" w:date="2026-04-16T11:53:00Z" w16du:dateUtc="2026-04-16T10:53:00Z">
         <w:r>
           <w:rPr>
             <w:rFonts w:asciiTheme="minorBidi" w:hAnsiTheme="minorBidi"/>
@@ -8951,7 +8848,6 @@
         </w:pBdr>
         <w:contextualSpacing/>
         <w:rPr>
-          <w:del w:id="161" w:author="Kyle Ewart" w:date="2026-04-16T11:53:00Z" w16du:dateUtc="2026-04-16T10:53:00Z"/>
           <w:rFonts w:ascii="Arial" w:hAnsi="Arial" w:cs="Arial"/>
           <w:color w:val="000000"/>
           <w:sz w:val="20"/>
@@ -8970,6 +8866,7 @@
         </w:pBdr>
         <w:contextualSpacing/>
         <w:rPr>
+          <w:del w:id="159" w:author="Kyle Ewart" w:date="2026-04-16T11:53:00Z" w16du:dateUtc="2026-04-16T10:53:00Z"/>
           <w:rFonts w:ascii="Arial" w:hAnsi="Arial" w:cs="Arial"/>
           <w:color w:val="000000"/>
           <w:sz w:val="20"/>
@@ -8993,89 +8890,7 @@
           <w:sz w:val="20"/>
           <w:szCs w:val="20"/>
         </w:rPr>
-        <w:sectPr>
-          <w:pgSz w:w="12240" w:h="15840" w:orient="portrait"/>
-          <w:pgMar w:top="1440" w:right="1800" w:bottom="1440" w:left="1800" w:header="720" w:footer="720" w:gutter="0"/>
-          <w:lnNumType w:countBy="1" w:restart="continuous"/>
-          <w:cols w:space="720"/>
-          <w:docGrid w:linePitch="299"/>
-          <w:sectPrChange w:id="162" w:author="Kyle Ewart" w:date="2026-04-16T11:53:00Z" w16du:dateUtc="2026-04-16T10:53:00Z">
-            <w:sectPr>
-              <w:pgSz w:w="15840" w:h="12240" w:orient="landscape"/>
-              <w:pgMar w:top="1800" w:right="1440" w:bottom="1800" w:left="1440" w:header="720" w:footer="720" w:gutter="0"/>
-            </w:sectPr>
-          </w:sectPrChange>
-        </w:sectPr>
-      </w:pPr>
-    </w:p>
-    <w:p>
-      <w:pPr>
-        <w:pBdr>
-          <w:top w:val="nil"/>
-          <w:left w:val="nil"/>
-          <w:bottom w:val="nil"/>
-          <w:right w:val="nil"/>
-          <w:between w:val="nil"/>
-        </w:pBdr>
-        <w:contextualSpacing/>
-        <w:rPr>
-          <w:rFonts w:ascii="Arial" w:hAnsi="Arial" w:cs="Arial"/>
-          <w:color w:val="000000"/>
-          <w:sz w:val="20"/>
-          <w:szCs w:val="20"/>
-        </w:rPr>
-      </w:pPr>
-      <w:r>
-        <w:rPr>
-          <w:rFonts w:ascii="Arial" w:hAnsi="Arial" w:cs="Arial"/>
-          <w:noProof/>
-          <w:color w:val="000000"/>
-          <w:sz w:val="20"/>
-          <w:szCs w:val="20"/>
-        </w:rPr>
-        <w:lastRenderedPageBreak/>
-        <w:drawing>
-          <wp:inline distT="0" distB="0" distL="0" distR="0" wp14:anchorId="3B850AA3" wp14:editId="0B449E57">
-            <wp:extent cx="8229600" cy="3816350"/>
-            <wp:effectExtent l="0" t="0" r="0" b="6350"/>
-            <wp:docPr id="1" name="Picture 1"/>
-            <wp:cNvGraphicFramePr>
-              <a:graphicFrameLocks xmlns:a="http://schemas.openxmlformats.org/drawingml/2006/main" noChangeAspect="1"/>
-            </wp:cNvGraphicFramePr>
-            <a:graphic xmlns:a="http://schemas.openxmlformats.org/drawingml/2006/main">
-              <a:graphicData uri="http://schemas.openxmlformats.org/drawingml/2006/picture">
-                <pic:pic xmlns:pic="http://schemas.openxmlformats.org/drawingml/2006/picture">
-                  <pic:nvPicPr>
-                    <pic:cNvPr id="1" name="Fig2.pdf"/>
-                    <pic:cNvPicPr/>
-                  </pic:nvPicPr>
-                  <pic:blipFill>
-                    <a:blip r:embed="rId14" cstate="print">
-                      <a:extLst>
-                        <a:ext uri="{28A0092B-C50C-407E-A947-70E740481C1C}">
-                          <a14:useLocalDpi xmlns:a14="http://schemas.microsoft.com/office/drawing/2010/main" val="0"/>
-                        </a:ext>
-                      </a:extLst>
-                    </a:blip>
-                    <a:stretch>
-                      <a:fillRect/>
-                    </a:stretch>
-                  </pic:blipFill>
-                  <pic:spPr>
-                    <a:xfrm>
-                      <a:off x="0" y="0"/>
-                      <a:ext cx="8229600" cy="3816350"/>
-                    </a:xfrm>
-                    <a:prstGeom prst="rect">
-                      <a:avLst/>
-                    </a:prstGeom>
-                  </pic:spPr>
-                </pic:pic>
-              </a:graphicData>
-            </a:graphic>
-          </wp:inline>
-        </w:drawing>
-      </w:r>
+      </w:pPr>
     </w:p>
     <w:p>
       <w:pPr>
@@ -9127,6 +8942,60 @@
         </w:rPr>
         <w:t xml:space="preserve"> 2. </w:t>
       </w:r>
+      <w:del w:id="160" w:author="Kyle Ewart" w:date="2026-04-16T11:53:00Z" w16du:dateUtc="2026-04-16T10:53:00Z">
+        <w:r>
+          <w:rPr>
+            <w:rFonts w:asciiTheme="minorBidi" w:hAnsiTheme="minorBidi"/>
+            <w:sz w:val="20"/>
+            <w:szCs w:val="20"/>
+          </w:rPr>
+          <w:delText>Example of how a putative</w:delText>
+        </w:r>
+      </w:del>
+      <w:ins w:id="161" w:author="Kyle Ewart" w:date="2026-04-16T11:53:00Z" w16du:dateUtc="2026-04-16T10:53:00Z">
+        <w:r>
+          <w:rPr>
+            <w:rFonts w:asciiTheme="minorBidi" w:hAnsiTheme="minorBidi"/>
+            <w:sz w:val="20"/>
+            <w:szCs w:val="20"/>
+          </w:rPr>
+          <w:t>P</w:t>
+        </w:r>
+        <w:r>
+          <w:rPr>
+            <w:rFonts w:asciiTheme="minorBidi" w:hAnsiTheme="minorBidi"/>
+            <w:sz w:val="20"/>
+            <w:szCs w:val="20"/>
+          </w:rPr>
+          <w:t>utative</w:t>
+        </w:r>
+      </w:ins>
+      <w:r>
+        <w:rPr>
+          <w:rFonts w:asciiTheme="minorBidi" w:hAnsiTheme="minorBidi"/>
+          <w:sz w:val="20"/>
+          <w:szCs w:val="20"/>
+        </w:rPr>
+        <w:t xml:space="preserve"> ancestral insert </w:t>
+      </w:r>
+      <w:del w:id="162" w:author="Kyle Ewart" w:date="2026-04-16T11:53:00Z" w16du:dateUtc="2026-04-16T10:53:00Z">
+        <w:r>
+          <w:rPr>
+            <w:rFonts w:asciiTheme="minorBidi" w:hAnsiTheme="minorBidi"/>
+            <w:sz w:val="20"/>
+            <w:szCs w:val="20"/>
+          </w:rPr>
+          <w:delText xml:space="preserve">was </w:delText>
+        </w:r>
+      </w:del>
+      <w:r>
+        <w:rPr>
+          <w:rFonts w:asciiTheme="minorBidi" w:hAnsiTheme="minorBidi"/>
+          <w:sz w:val="20"/>
+          <w:szCs w:val="20"/>
+        </w:rPr>
+        <w:t xml:space="preserve">evaluated by </w:t>
+      </w:r>
       <w:del w:id="163" w:author="Kyle Ewart" w:date="2026-04-16T11:53:00Z" w16du:dateUtc="2026-04-16T10:53:00Z">
         <w:r>
           <w:rPr>
@@ -9134,7 +9003,7 @@
             <w:sz w:val="20"/>
             <w:szCs w:val="20"/>
           </w:rPr>
-          <w:delText>Example of how a putative</w:delText>
+          <w:delText>examining the</w:delText>
         </w:r>
       </w:del>
       <w:ins w:id="164" w:author="Kyle Ewart" w:date="2026-04-16T11:53:00Z" w16du:dateUtc="2026-04-16T10:53:00Z">
@@ -9144,15 +9013,15 @@
             <w:sz w:val="20"/>
             <w:szCs w:val="20"/>
           </w:rPr>
-          <w:t>P</w:t>
-        </w:r>
-        <w:r>
-          <w:rPr>
-            <w:rFonts w:asciiTheme="minorBidi" w:hAnsiTheme="minorBidi"/>
-            <w:sz w:val="20"/>
-            <w:szCs w:val="20"/>
-          </w:rPr>
-          <w:t>utative</w:t>
+          <w:t>examin</w:t>
+        </w:r>
+        <w:r>
+          <w:rPr>
+            <w:rFonts w:asciiTheme="minorBidi" w:hAnsiTheme="minorBidi"/>
+            <w:sz w:val="20"/>
+            <w:szCs w:val="20"/>
+          </w:rPr>
+          <w:t>ation of flanking region</w:t>
         </w:r>
       </w:ins>
       <w:r>
@@ -9161,7 +9030,7 @@
           <w:sz w:val="20"/>
           <w:szCs w:val="20"/>
         </w:rPr>
-        <w:t xml:space="preserve"> ancestral insert </w:t>
+        <w:t xml:space="preserve"> homology </w:t>
       </w:r>
       <w:del w:id="165" w:author="Kyle Ewart" w:date="2026-04-16T11:53:00Z" w16du:dateUtc="2026-04-16T10:53:00Z">
         <w:r>
@@ -9170,7 +9039,7 @@
             <w:sz w:val="20"/>
             <w:szCs w:val="20"/>
           </w:rPr>
-          <w:delText xml:space="preserve">was </w:delText>
+          <w:delText xml:space="preserve">of its flanking regions </w:delText>
         </w:r>
       </w:del>
       <w:r>
@@ -9179,7 +9048,7 @@
           <w:sz w:val="20"/>
           <w:szCs w:val="20"/>
         </w:rPr>
-        <w:t xml:space="preserve">evaluated by </w:t>
+        <w:t xml:space="preserve">(A). </w:t>
       </w:r>
       <w:del w:id="166" w:author="Kyle Ewart" w:date="2026-04-16T11:53:00Z" w16du:dateUtc="2026-04-16T10:53:00Z">
         <w:r>
@@ -9188,7 +9057,23 @@
             <w:sz w:val="20"/>
             <w:szCs w:val="20"/>
           </w:rPr>
-          <w:delText>examining the</w:delText>
+          <w:delText xml:space="preserve">The right </w:delText>
+        </w:r>
+        <w:r>
+          <w:rPr>
+            <w:rFonts w:asciiTheme="minorBidi" w:hAnsiTheme="minorBidi"/>
+            <w:sz w:val="20"/>
+            <w:szCs w:val="20"/>
+          </w:rPr>
+          <w:delText>part of panel</w:delText>
+        </w:r>
+        <w:r>
+          <w:rPr>
+            <w:rFonts w:asciiTheme="minorBidi" w:hAnsiTheme="minorBidi"/>
+            <w:sz w:val="20"/>
+            <w:szCs w:val="20"/>
+          </w:rPr>
+          <w:delText xml:space="preserve"> ‘A’ shows the homology</w:delText>
         </w:r>
       </w:del>
       <w:ins w:id="167" w:author="Kyle Ewart" w:date="2026-04-16T11:53:00Z" w16du:dateUtc="2026-04-16T10:53:00Z">
@@ -9198,15 +9083,15 @@
             <w:sz w:val="20"/>
             <w:szCs w:val="20"/>
           </w:rPr>
-          <w:t>examin</w:t>
-        </w:r>
-        <w:r>
-          <w:rPr>
-            <w:rFonts w:asciiTheme="minorBidi" w:hAnsiTheme="minorBidi"/>
-            <w:sz w:val="20"/>
-            <w:szCs w:val="20"/>
-          </w:rPr>
-          <w:t>ation of flanking region</w:t>
+          <w:t>H</w:t>
+        </w:r>
+        <w:r>
+          <w:rPr>
+            <w:rFonts w:asciiTheme="minorBidi" w:hAnsiTheme="minorBidi"/>
+            <w:sz w:val="20"/>
+            <w:szCs w:val="20"/>
+          </w:rPr>
+          <w:t>omology</w:t>
         </w:r>
       </w:ins>
       <w:r>
@@ -9215,7 +9100,7 @@
           <w:sz w:val="20"/>
           <w:szCs w:val="20"/>
         </w:rPr>
-        <w:t xml:space="preserve"> homology </w:t>
+        <w:t xml:space="preserve"> of an insert (green bar) and its 5-kb flanking regions (blue bars) across </w:t>
       </w:r>
       <w:del w:id="168" w:author="Kyle Ewart" w:date="2026-04-16T11:53:00Z" w16du:dateUtc="2026-04-16T10:53:00Z">
         <w:r>
@@ -9224,7 +9109,7 @@
             <w:sz w:val="20"/>
             <w:szCs w:val="20"/>
           </w:rPr>
-          <w:delText xml:space="preserve">of its flanking regions </w:delText>
+          <w:delText xml:space="preserve">the </w:delText>
         </w:r>
       </w:del>
       <w:r>
@@ -9233,7 +9118,7 @@
           <w:sz w:val="20"/>
           <w:szCs w:val="20"/>
         </w:rPr>
-        <w:t xml:space="preserve">(A). </w:t>
+        <w:t xml:space="preserve">species </w:t>
       </w:r>
       <w:del w:id="169" w:author="Kyle Ewart" w:date="2026-04-16T11:53:00Z" w16du:dateUtc="2026-04-16T10:53:00Z">
         <w:r>
@@ -9242,23 +9127,7 @@
             <w:sz w:val="20"/>
             <w:szCs w:val="20"/>
           </w:rPr>
-          <w:delText xml:space="preserve">The right </w:delText>
-        </w:r>
-        <w:r>
-          <w:rPr>
-            <w:rFonts w:asciiTheme="minorBidi" w:hAnsiTheme="minorBidi"/>
-            <w:sz w:val="20"/>
-            <w:szCs w:val="20"/>
-          </w:rPr>
-          <w:delText>part of panel</w:delText>
-        </w:r>
-        <w:r>
-          <w:rPr>
-            <w:rFonts w:asciiTheme="minorBidi" w:hAnsiTheme="minorBidi"/>
-            <w:sz w:val="20"/>
-            <w:szCs w:val="20"/>
-          </w:rPr>
-          <w:delText xml:space="preserve"> ‘A’ shows the homology</w:delText>
+          <w:delText xml:space="preserve">in which it was identified </w:delText>
         </w:r>
       </w:del>
       <w:ins w:id="170" w:author="Kyle Ewart" w:date="2026-04-16T11:53:00Z" w16du:dateUtc="2026-04-16T10:53:00Z">
@@ -9268,15 +9137,7 @@
             <w:sz w:val="20"/>
             <w:szCs w:val="20"/>
           </w:rPr>
-          <w:t>H</w:t>
-        </w:r>
-        <w:r>
-          <w:rPr>
-            <w:rFonts w:asciiTheme="minorBidi" w:hAnsiTheme="minorBidi"/>
-            <w:sz w:val="20"/>
-            <w:szCs w:val="20"/>
-          </w:rPr>
-          <w:t>omology</w:t>
+          <w:t xml:space="preserve">is shown on right </w:t>
         </w:r>
       </w:ins>
       <w:r>
@@ -9285,7 +9146,15 @@
           <w:sz w:val="20"/>
           <w:szCs w:val="20"/>
         </w:rPr>
-        <w:t xml:space="preserve"> of an insert (green bar) and its 5-kb flanking regions (blue bars) across </w:t>
+        <w:t>(species lacking the insertion are shown with dashed lines</w:t>
+      </w:r>
+      <w:r>
+        <w:rPr>
+          <w:rFonts w:asciiTheme="minorBidi" w:hAnsiTheme="minorBidi"/>
+          <w:sz w:val="20"/>
+          <w:szCs w:val="20"/>
+        </w:rPr>
+        <w:t xml:space="preserve"> </w:t>
       </w:r>
       <w:del w:id="171" w:author="Kyle Ewart" w:date="2026-04-16T11:53:00Z" w16du:dateUtc="2026-04-16T10:53:00Z">
         <w:r>
@@ -9294,6 +9163,74 @@
             <w:sz w:val="20"/>
             <w:szCs w:val="20"/>
           </w:rPr>
+          <w:delText>in the phylogenetic tree</w:delText>
+        </w:r>
+        <w:r>
+          <w:rPr>
+            <w:rFonts w:asciiTheme="minorBidi" w:hAnsiTheme="minorBidi"/>
+            <w:sz w:val="20"/>
+            <w:szCs w:val="20"/>
+          </w:rPr>
+          <w:delText>). The arrow</w:delText>
+        </w:r>
+      </w:del>
+      <w:ins w:id="172" w:author="Kyle Ewart" w:date="2026-04-16T11:53:00Z" w16du:dateUtc="2026-04-16T10:53:00Z">
+        <w:r>
+          <w:rPr>
+            <w:rFonts w:asciiTheme="minorBidi" w:hAnsiTheme="minorBidi"/>
+            <w:sz w:val="20"/>
+            <w:szCs w:val="20"/>
+          </w:rPr>
+          <w:t>on left</w:t>
+        </w:r>
+        <w:r>
+          <w:rPr>
+            <w:rFonts w:asciiTheme="minorBidi" w:hAnsiTheme="minorBidi"/>
+            <w:sz w:val="20"/>
+            <w:szCs w:val="20"/>
+          </w:rPr>
+          <w:t xml:space="preserve">). </w:t>
+        </w:r>
+        <w:r>
+          <w:rPr>
+            <w:rFonts w:asciiTheme="minorBidi" w:hAnsiTheme="minorBidi"/>
+            <w:sz w:val="20"/>
+            <w:szCs w:val="20"/>
+          </w:rPr>
+          <w:t>A</w:t>
+        </w:r>
+        <w:r>
+          <w:rPr>
+            <w:rFonts w:asciiTheme="minorBidi" w:hAnsiTheme="minorBidi"/>
+            <w:sz w:val="20"/>
+            <w:szCs w:val="20"/>
+          </w:rPr>
+          <w:t>rrow</w:t>
+        </w:r>
+        <w:r>
+          <w:rPr>
+            <w:rFonts w:asciiTheme="minorBidi" w:hAnsiTheme="minorBidi"/>
+            <w:sz w:val="20"/>
+            <w:szCs w:val="20"/>
+          </w:rPr>
+          <w:t>head</w:t>
+        </w:r>
+      </w:ins>
+      <w:r>
+        <w:rPr>
+          <w:rFonts w:asciiTheme="minorBidi" w:hAnsiTheme="minorBidi"/>
+          <w:sz w:val="20"/>
+          <w:szCs w:val="20"/>
+        </w:rPr>
+        <w:t xml:space="preserve"> denotes </w:t>
+      </w:r>
+      <w:del w:id="173" w:author="Kyle Ewart" w:date="2026-04-16T11:53:00Z" w16du:dateUtc="2026-04-16T10:53:00Z">
+        <w:r>
+          <w:rPr>
+            <w:rFonts w:asciiTheme="minorBidi" w:hAnsiTheme="minorBidi"/>
+            <w:sz w:val="20"/>
+            <w:szCs w:val="20"/>
+          </w:rPr>
           <w:delText xml:space="preserve">the </w:delText>
         </w:r>
       </w:del>
@@ -9303,43 +9240,7 @@
           <w:sz w:val="20"/>
           <w:szCs w:val="20"/>
         </w:rPr>
-        <w:t xml:space="preserve">species </w:t>
-      </w:r>
-      <w:del w:id="172" w:author="Kyle Ewart" w:date="2026-04-16T11:53:00Z" w16du:dateUtc="2026-04-16T10:53:00Z">
-        <w:r>
-          <w:rPr>
-            <w:rFonts w:asciiTheme="minorBidi" w:hAnsiTheme="minorBidi"/>
-            <w:sz w:val="20"/>
-            <w:szCs w:val="20"/>
-          </w:rPr>
-          <w:delText xml:space="preserve">in which it was identified </w:delText>
-        </w:r>
-      </w:del>
-      <w:ins w:id="173" w:author="Kyle Ewart" w:date="2026-04-16T11:53:00Z" w16du:dateUtc="2026-04-16T10:53:00Z">
-        <w:r>
-          <w:rPr>
-            <w:rFonts w:asciiTheme="minorBidi" w:hAnsiTheme="minorBidi"/>
-            <w:sz w:val="20"/>
-            <w:szCs w:val="20"/>
-          </w:rPr>
-          <w:t xml:space="preserve">is shown on right </w:t>
-        </w:r>
-      </w:ins>
-      <w:r>
-        <w:rPr>
-          <w:rFonts w:asciiTheme="minorBidi" w:hAnsiTheme="minorBidi"/>
-          <w:sz w:val="20"/>
-          <w:szCs w:val="20"/>
-        </w:rPr>
-        <w:t>(species lacking the insertion are shown with dashed lines</w:t>
-      </w:r>
-      <w:r>
-        <w:rPr>
-          <w:rFonts w:asciiTheme="minorBidi" w:hAnsiTheme="minorBidi"/>
-          <w:sz w:val="20"/>
-          <w:szCs w:val="20"/>
-        </w:rPr>
-        <w:t xml:space="preserve"> </w:t>
+        <w:t xml:space="preserve">inferred </w:t>
       </w:r>
       <w:del w:id="174" w:author="Kyle Ewart" w:date="2026-04-16T11:53:00Z" w16du:dateUtc="2026-04-16T10:53:00Z">
         <w:r>
@@ -9348,15 +9249,7 @@
             <w:sz w:val="20"/>
             <w:szCs w:val="20"/>
           </w:rPr>
-          <w:delText>in the phylogenetic tree</w:delText>
-        </w:r>
-        <w:r>
-          <w:rPr>
-            <w:rFonts w:asciiTheme="minorBidi" w:hAnsiTheme="minorBidi"/>
-            <w:sz w:val="20"/>
-            <w:szCs w:val="20"/>
-          </w:rPr>
-          <w:delText>). The arrow</w:delText>
+          <w:delText>timing of this</w:delText>
         </w:r>
       </w:del>
       <w:ins w:id="175" w:author="Kyle Ewart" w:date="2026-04-16T11:53:00Z" w16du:dateUtc="2026-04-16T10:53:00Z">
@@ -9366,39 +9259,7 @@
             <w:sz w:val="20"/>
             <w:szCs w:val="20"/>
           </w:rPr>
-          <w:t>on left</w:t>
-        </w:r>
-        <w:r>
-          <w:rPr>
-            <w:rFonts w:asciiTheme="minorBidi" w:hAnsiTheme="minorBidi"/>
-            <w:sz w:val="20"/>
-            <w:szCs w:val="20"/>
-          </w:rPr>
-          <w:t xml:space="preserve">). </w:t>
-        </w:r>
-        <w:r>
-          <w:rPr>
-            <w:rFonts w:asciiTheme="minorBidi" w:hAnsiTheme="minorBidi"/>
-            <w:sz w:val="20"/>
-            <w:szCs w:val="20"/>
-          </w:rPr>
-          <w:t>A</w:t>
-        </w:r>
-        <w:r>
-          <w:rPr>
-            <w:rFonts w:asciiTheme="minorBidi" w:hAnsiTheme="minorBidi"/>
-            <w:sz w:val="20"/>
-            <w:szCs w:val="20"/>
-          </w:rPr>
-          <w:t>rrow</w:t>
-        </w:r>
-        <w:r>
-          <w:rPr>
-            <w:rFonts w:asciiTheme="minorBidi" w:hAnsiTheme="minorBidi"/>
-            <w:sz w:val="20"/>
-            <w:szCs w:val="20"/>
-          </w:rPr>
-          <w:t>head</w:t>
+          <w:t>ancestral</w:t>
         </w:r>
       </w:ins>
       <w:r>
@@ -9407,7 +9268,7 @@
           <w:sz w:val="20"/>
           <w:szCs w:val="20"/>
         </w:rPr>
-        <w:t xml:space="preserve"> denotes </w:t>
+        <w:t xml:space="preserve"> insertion</w:t>
       </w:r>
       <w:del w:id="176" w:author="Kyle Ewart" w:date="2026-04-16T11:53:00Z" w16du:dateUtc="2026-04-16T10:53:00Z">
         <w:r>
@@ -9416,56 +9277,10 @@
             <w:sz w:val="20"/>
             <w:szCs w:val="20"/>
           </w:rPr>
-          <w:delText xml:space="preserve">the </w:delText>
+          <w:delText>, at the most recent common ancestor of the cockroach genomes carrying the insertion</w:delText>
         </w:r>
       </w:del>
-      <w:r>
-        <w:rPr>
-          <w:rFonts w:asciiTheme="minorBidi" w:hAnsiTheme="minorBidi"/>
-          <w:sz w:val="20"/>
-          <w:szCs w:val="20"/>
-        </w:rPr>
-        <w:t xml:space="preserve">inferred </w:t>
-      </w:r>
-      <w:del w:id="177" w:author="Kyle Ewart" w:date="2026-04-16T11:53:00Z" w16du:dateUtc="2026-04-16T10:53:00Z">
-        <w:r>
-          <w:rPr>
-            <w:rFonts w:asciiTheme="minorBidi" w:hAnsiTheme="minorBidi"/>
-            <w:sz w:val="20"/>
-            <w:szCs w:val="20"/>
-          </w:rPr>
-          <w:delText>timing of this</w:delText>
-        </w:r>
-      </w:del>
-      <w:ins w:id="178" w:author="Kyle Ewart" w:date="2026-04-16T11:53:00Z" w16du:dateUtc="2026-04-16T10:53:00Z">
-        <w:r>
-          <w:rPr>
-            <w:rFonts w:asciiTheme="minorBidi" w:hAnsiTheme="minorBidi"/>
-            <w:sz w:val="20"/>
-            <w:szCs w:val="20"/>
-          </w:rPr>
-          <w:t>ancestral</w:t>
-        </w:r>
-      </w:ins>
-      <w:r>
-        <w:rPr>
-          <w:rFonts w:asciiTheme="minorBidi" w:hAnsiTheme="minorBidi"/>
-          <w:sz w:val="20"/>
-          <w:szCs w:val="20"/>
-        </w:rPr>
-        <w:t xml:space="preserve"> insertion</w:t>
-      </w:r>
-      <w:del w:id="179" w:author="Kyle Ewart" w:date="2026-04-16T11:53:00Z" w16du:dateUtc="2026-04-16T10:53:00Z">
-        <w:r>
-          <w:rPr>
-            <w:rFonts w:asciiTheme="minorBidi" w:hAnsiTheme="minorBidi"/>
-            <w:sz w:val="20"/>
-            <w:szCs w:val="20"/>
-          </w:rPr>
-          <w:delText>, at the most recent common ancestor of the cockroach genomes carrying the insertion</w:delText>
-        </w:r>
-      </w:del>
-      <w:ins w:id="180" w:author="Kyle Ewart" w:date="2026-04-16T11:53:00Z" w16du:dateUtc="2026-04-16T10:53:00Z">
+      <w:ins w:id="177" w:author="Kyle Ewart" w:date="2026-04-16T11:53:00Z" w16du:dateUtc="2026-04-16T10:53:00Z">
         <w:r>
           <w:rPr>
             <w:rFonts w:asciiTheme="minorBidi" w:hAnsiTheme="minorBidi"/>
@@ -9690,8 +9505,8 @@
       </w:pPr>
     </w:p>
     <w:sectPr>
-      <w:pgSz w:w="15840" w:h="12240" w:orient="landscape"/>
-      <w:pgMar w:top="1800" w:right="1440" w:bottom="1800" w:left="1440" w:header="720" w:footer="720" w:gutter="0"/>
+      <w:pgSz w:w="12240" w:h="15840"/>
+      <w:pgMar w:top="1440" w:right="1800" w:bottom="1440" w:left="1800" w:header="720" w:footer="720" w:gutter="0"/>
       <w:lnNumType w:countBy="1" w:restart="continuous"/>
       <w:cols w:space="720"/>
       <w:docGrid w:linePitch="299"/>
